--- a/ContratoQR.WEB/wwwroot/Uploads/Certificado/138527166/CertificadoAntiguedad_138527166.docx
+++ b/ContratoQR.WEB/wwwroot/Uploads/Certificado/138527166/CertificadoAntiguedad_138527166.docx
@@ -943,7 +943,7 @@
           <w:szCs w:val="22"/>
           <w:lang w:val="es-ES_tradnl"/>
         </w:rPr>
-        <w:t>02 de marzo de 2026</w:t>
+        <w:t>03 de marzo de 2026</w:t>
       </w:r>
     </w:p>
     <w:p>
